--- a/2_Course/3_Term/Math_Statistics/lab_03/ЛЗ3_Заварзин_ИИб-25-6-о.docx
+++ b/2_Course/3_Term/Math_Statistics/lab_03/ЛЗ3_Заварзин_ИИб-25-6-о.docx
@@ -853,6 +853,7 @@
       </w:pPr>
       <w:r>
         <w:rPr>
+          <w:noProof/>
           <w:sz w:val="28"/>
           <w:szCs w:val="28"/>
           <w:lang w:val="ru-RU"/>
@@ -2035,6 +2036,7 @@
       </w:pPr>
       <w:r>
         <w:rPr>
+          <w:noProof/>
           <w:sz w:val="28"/>
           <w:szCs w:val="28"/>
           <w:lang w:val="ru-RU"/>
@@ -2117,6 +2119,7 @@
         <w:rPr>
           <w:sz w:val="28"/>
           <w:szCs w:val="28"/>
+          <w:lang w:val="ru-RU"/>
         </w:rPr>
       </w:pPr>
     </w:p>
@@ -2139,7 +2142,23 @@
           <w:szCs w:val="28"/>
           <w:lang w:val="ru-RU"/>
         </w:rPr>
-        <w:t>Проведём наглядный расчёт статистик для выбор</w:t>
+        <w:t xml:space="preserve">Проведём наглядный </w:t>
+      </w:r>
+      <w:r>
+        <w:rPr>
+          <w:sz w:val="28"/>
+          <w:szCs w:val="28"/>
+          <w:lang w:val="ru-RU"/>
+        </w:rPr>
+        <w:t xml:space="preserve">теоретический </w:t>
+      </w:r>
+      <w:r>
+        <w:rPr>
+          <w:sz w:val="28"/>
+          <w:szCs w:val="28"/>
+          <w:lang w:val="ru-RU"/>
+        </w:rPr>
+        <w:t>расчёт статистик для выбор</w:t>
       </w:r>
       <w:r>
         <w:rPr>
@@ -2587,16 +2606,7 @@
                   <w:szCs w:val="28"/>
                   <w:lang w:val="ru-RU"/>
                 </w:rPr>
-                <m:t>кр</m:t>
-              </m:r>
-              <m:r>
-                <w:rPr>
-                  <w:rFonts w:ascii="Cambria Math" w:hAnsi="Cambria Math"/>
-                  <w:sz w:val="28"/>
-                  <w:szCs w:val="28"/>
-                  <w:lang w:val="ru-RU"/>
-                </w:rPr>
-                <m:t>итерий</m:t>
+                <m:t>критерий</m:t>
               </m:r>
             </m:sub>
           </m:sSub>
@@ -3048,7 +3058,23 @@
           <w:szCs w:val="28"/>
           <w:lang w:val="ru-RU"/>
         </w:rPr>
-        <w:t>После вычисления степеней свободы было найдено критическое значение по таблице:</w:t>
+        <w:t>После вычисления степеней свободы было найдено критическое значение по таблице</w:t>
+      </w:r>
+      <w:r>
+        <w:rPr>
+          <w:sz w:val="28"/>
+          <w:szCs w:val="28"/>
+          <w:lang w:val="ru-RU"/>
+        </w:rPr>
+        <w:t xml:space="preserve"> Фишера</w:t>
+      </w:r>
+      <w:r>
+        <w:rPr>
+          <w:sz w:val="28"/>
+          <w:szCs w:val="28"/>
+          <w:lang w:val="ru-RU"/>
+        </w:rPr>
+        <w:t>:</w:t>
       </w:r>
     </w:p>
     <w:p>
@@ -3388,16 +3414,7 @@
               <w:szCs w:val="28"/>
               <w:lang w:val="ru-RU"/>
             </w:rPr>
-            <m:t>1,82</m:t>
-          </m:r>
-          <m:r>
-            <w:rPr>
-              <w:rFonts w:ascii="Cambria Math" w:hAnsi="Cambria Math"/>
-              <w:sz w:val="28"/>
-              <w:szCs w:val="28"/>
-              <w:lang w:val="ru-RU"/>
-            </w:rPr>
-            <m:t xml:space="preserve">, следовательно отвергаем </m:t>
+            <m:t xml:space="preserve">1,82, следовательно отвергаем </m:t>
           </m:r>
           <m:sSub>
             <m:sSubPr>
@@ -3503,7 +3520,62 @@
           <w:szCs w:val="28"/>
           <w:lang w:val="ru-RU"/>
         </w:rPr>
-        <w:t>, который будет генерировать выборки и производить расчёт всех вышеописанных характеристик автоматически</w:t>
+        <w:t>, который будет генерировать выборки</w:t>
+      </w:r>
+      <w:r>
+        <w:rPr>
+          <w:sz w:val="28"/>
+          <w:szCs w:val="28"/>
+          <w:lang w:val="ru-RU"/>
+        </w:rPr>
+        <w:t>,</w:t>
+      </w:r>
+      <w:r>
+        <w:rPr>
+          <w:sz w:val="28"/>
+          <w:szCs w:val="28"/>
+          <w:lang w:val="ru-RU"/>
+        </w:rPr>
+        <w:t xml:space="preserve"> производить расчёт всех вышеописанных характеристик</w:t>
+      </w:r>
+      <w:r>
+        <w:rPr>
+          <w:sz w:val="28"/>
+          <w:szCs w:val="28"/>
+          <w:lang w:val="ru-RU"/>
+        </w:rPr>
+        <w:t>, строить графики, а также принимать или отрицать заданные гипотезы</w:t>
+      </w:r>
+      <w:r>
+        <w:rPr>
+          <w:sz w:val="28"/>
+          <w:szCs w:val="28"/>
+          <w:lang w:val="ru-RU"/>
+        </w:rPr>
+        <w:t xml:space="preserve"> автоматически</w:t>
+      </w:r>
+      <w:r>
+        <w:rPr>
+          <w:sz w:val="28"/>
+          <w:szCs w:val="28"/>
+          <w:lang w:val="ru-RU"/>
+        </w:rPr>
+        <w:t xml:space="preserve">, основываясь на расчётах </w:t>
+      </w:r>
+      <w:r>
+        <w:rPr>
+          <w:sz w:val="28"/>
+          <w:szCs w:val="28"/>
+        </w:rPr>
+        <w:t>F</w:t>
+      </w:r>
+      <w:r>
+        <w:rPr>
+          <w:sz w:val="28"/>
+          <w:szCs w:val="28"/>
+          <w:lang w:val="ru-RU"/>
+        </w:rPr>
+        <w:t>-критерия и критического значения</w:t>
       </w:r>
       <w:r>
         <w:rPr>
@@ -3519,7 +3591,23 @@
           <w:szCs w:val="28"/>
           <w:lang w:val="ru-RU"/>
         </w:rPr>
-        <w:t xml:space="preserve"> Результаты выполнения программы представлены на рисунках </w:t>
+        <w:t xml:space="preserve"> Результаты выполнения программы</w:t>
+      </w:r>
+      <w:r>
+        <w:rPr>
+          <w:sz w:val="28"/>
+          <w:szCs w:val="28"/>
+          <w:lang w:val="ru-RU"/>
+        </w:rPr>
+        <w:t>, а также графики, построенные программой,</w:t>
+      </w:r>
+      <w:r>
+        <w:rPr>
+          <w:sz w:val="28"/>
+          <w:szCs w:val="28"/>
+          <w:lang w:val="ru-RU"/>
+        </w:rPr>
+        <w:t xml:space="preserve"> представлены на рисунках </w:t>
       </w:r>
       <w:proofErr w:type="gramStart"/>
       <w:r>
@@ -3581,6 +3669,49 @@
           <w:szCs w:val="28"/>
           <w:lang w:val="ru-RU"/>
         </w:rPr>
+        <w:lastRenderedPageBreak/>
+        <w:drawing>
+          <wp:inline distT="0" distB="0" distL="0" distR="0" wp14:anchorId="6752C203" wp14:editId="6CE9E127">
+            <wp:extent cx="5039428" cy="8678486"/>
+            <wp:effectExtent l="0" t="0" r="8890" b="8890"/>
+            <wp:docPr id="1885035683" name="Рисунок 1"/>
+            <wp:cNvGraphicFramePr>
+              <a:graphicFrameLocks xmlns:a="http://schemas.openxmlformats.org/drawingml/2006/main" noChangeAspect="1"/>
+            </wp:cNvGraphicFramePr>
+            <a:graphic xmlns:a="http://schemas.openxmlformats.org/drawingml/2006/main">
+              <a:graphicData uri="http://schemas.openxmlformats.org/drawingml/2006/picture">
+                <pic:pic xmlns:pic="http://schemas.openxmlformats.org/drawingml/2006/picture">
+                  <pic:nvPicPr>
+                    <pic:cNvPr id="1885035683" name=""/>
+                    <pic:cNvPicPr/>
+                  </pic:nvPicPr>
+                  <pic:blipFill>
+                    <a:blip r:embed="rId10"/>
+                    <a:stretch>
+                      <a:fillRect/>
+                    </a:stretch>
+                  </pic:blipFill>
+                  <pic:spPr>
+                    <a:xfrm>
+                      <a:off x="0" y="0"/>
+                      <a:ext cx="5039428" cy="8678486"/>
+                    </a:xfrm>
+                    <a:prstGeom prst="rect">
+                      <a:avLst/>
+                    </a:prstGeom>
+                  </pic:spPr>
+                </pic:pic>
+              </a:graphicData>
+            </a:graphic>
+          </wp:inline>
+        </w:drawing>
+      </w:r>
+      <w:r>
+        <w:rPr>
+          <w:sz w:val="28"/>
+          <w:szCs w:val="28"/>
+          <w:lang w:val="ru-RU"/>
+        </w:rPr>
         <w:br/>
         <w:t xml:space="preserve">Рисунок </w:t>
       </w:r>
@@ -3628,6 +3759,49 @@
           <w:szCs w:val="28"/>
           <w:lang w:val="ru-RU"/>
         </w:rPr>
+        <w:lastRenderedPageBreak/>
+        <w:drawing>
+          <wp:inline distT="0" distB="0" distL="0" distR="0" wp14:anchorId="4B29CCE1" wp14:editId="6B78FC13">
+            <wp:extent cx="6122035" cy="7535545"/>
+            <wp:effectExtent l="0" t="0" r="0" b="8255"/>
+            <wp:docPr id="705951198" name="Рисунок 1"/>
+            <wp:cNvGraphicFramePr>
+              <a:graphicFrameLocks xmlns:a="http://schemas.openxmlformats.org/drawingml/2006/main" noChangeAspect="1"/>
+            </wp:cNvGraphicFramePr>
+            <a:graphic xmlns:a="http://schemas.openxmlformats.org/drawingml/2006/main">
+              <a:graphicData uri="http://schemas.openxmlformats.org/drawingml/2006/picture">
+                <pic:pic xmlns:pic="http://schemas.openxmlformats.org/drawingml/2006/picture">
+                  <pic:nvPicPr>
+                    <pic:cNvPr id="705951198" name=""/>
+                    <pic:cNvPicPr/>
+                  </pic:nvPicPr>
+                  <pic:blipFill>
+                    <a:blip r:embed="rId11"/>
+                    <a:stretch>
+                      <a:fillRect/>
+                    </a:stretch>
+                  </pic:blipFill>
+                  <pic:spPr>
+                    <a:xfrm>
+                      <a:off x="0" y="0"/>
+                      <a:ext cx="6122035" cy="7535545"/>
+                    </a:xfrm>
+                    <a:prstGeom prst="rect">
+                      <a:avLst/>
+                    </a:prstGeom>
+                  </pic:spPr>
+                </pic:pic>
+              </a:graphicData>
+            </a:graphic>
+          </wp:inline>
+        </w:drawing>
+      </w:r>
+      <w:r>
+        <w:rPr>
+          <w:sz w:val="28"/>
+          <w:szCs w:val="28"/>
+          <w:lang w:val="ru-RU"/>
+        </w:rPr>
         <w:br/>
         <w:t xml:space="preserve">Рисунок </w:t>
       </w:r>
@@ -3671,6 +3845,63 @@
       </w:pPr>
       <w:r>
         <w:rPr>
+          <w:noProof/>
+          <w:sz w:val="28"/>
+          <w:szCs w:val="28"/>
+          <w:lang w:val="ru-RU"/>
+        </w:rPr>
+        <w:lastRenderedPageBreak/>
+        <w:drawing>
+          <wp:inline distT="0" distB="0" distL="0" distR="0" wp14:anchorId="7729162F" wp14:editId="1299410D">
+            <wp:extent cx="6113780" cy="3785235"/>
+            <wp:effectExtent l="0" t="0" r="1270" b="5715"/>
+            <wp:docPr id="1461479437" name="Рисунок 3"/>
+            <wp:cNvGraphicFramePr>
+              <a:graphicFrameLocks xmlns:a="http://schemas.openxmlformats.org/drawingml/2006/main" noChangeAspect="1"/>
+            </wp:cNvGraphicFramePr>
+            <a:graphic xmlns:a="http://schemas.openxmlformats.org/drawingml/2006/main">
+              <a:graphicData uri="http://schemas.openxmlformats.org/drawingml/2006/picture">
+                <pic:pic xmlns:pic="http://schemas.openxmlformats.org/drawingml/2006/picture">
+                  <pic:nvPicPr>
+                    <pic:cNvPr id="0" name="Picture 3"/>
+                    <pic:cNvPicPr>
+                      <a:picLocks noChangeAspect="1" noChangeArrowheads="1"/>
+                    </pic:cNvPicPr>
+                  </pic:nvPicPr>
+                  <pic:blipFill>
+                    <a:blip r:embed="rId12" cstate="print">
+                      <a:extLst>
+                        <a:ext uri="{28A0092B-C50C-407E-A947-70E740481C1C}">
+                          <a14:useLocalDpi xmlns:a14="http://schemas.microsoft.com/office/drawing/2010/main" val="0"/>
+                        </a:ext>
+                      </a:extLst>
+                    </a:blip>
+                    <a:srcRect/>
+                    <a:stretch>
+                      <a:fillRect/>
+                    </a:stretch>
+                  </pic:blipFill>
+                  <pic:spPr bwMode="auto">
+                    <a:xfrm>
+                      <a:off x="0" y="0"/>
+                      <a:ext cx="6113780" cy="3785235"/>
+                    </a:xfrm>
+                    <a:prstGeom prst="rect">
+                      <a:avLst/>
+                    </a:prstGeom>
+                    <a:noFill/>
+                    <a:ln>
+                      <a:noFill/>
+                    </a:ln>
+                  </pic:spPr>
+                </pic:pic>
+              </a:graphicData>
+            </a:graphic>
+          </wp:inline>
+        </w:drawing>
+      </w:r>
+      <w:r>
+        <w:rPr>
           <w:sz w:val="28"/>
           <w:szCs w:val="28"/>
           <w:lang w:val="ru-RU"/>
@@ -3707,23 +3938,7 @@
           <w:szCs w:val="28"/>
           <w:lang w:val="ru-RU"/>
         </w:rPr>
-        <w:t xml:space="preserve"> – Результат работы программы (часть </w:t>
-      </w:r>
-      <w:r>
-        <w:rPr>
-          <w:sz w:val="28"/>
-          <w:szCs w:val="28"/>
-          <w:lang w:val="ru-RU"/>
-        </w:rPr>
-        <w:t>3</w:t>
-      </w:r>
-      <w:r>
-        <w:rPr>
-          <w:sz w:val="28"/>
-          <w:szCs w:val="28"/>
-          <w:lang w:val="ru-RU"/>
-        </w:rPr>
-        <w:t>)</w:t>
+        <w:t xml:space="preserve"> – График статистик, построенный программой</w:t>
       </w:r>
     </w:p>
     <w:p>
@@ -3739,6 +3954,76 @@
           <w:lang w:val="ru-RU"/>
         </w:rPr>
       </w:pPr>
+    </w:p>
+    <w:p>
+      <w:pPr>
+        <w:pStyle w:val="a5"/>
+        <w:spacing w:line="360" w:lineRule="auto"/>
+        <w:ind w:left="0"/>
+        <w:contextualSpacing w:val="0"/>
+        <w:jc w:val="center"/>
+        <w:rPr>
+          <w:sz w:val="28"/>
+          <w:szCs w:val="28"/>
+          <w:lang w:val="ru-RU"/>
+        </w:rPr>
+      </w:pPr>
+      <w:r>
+        <w:rPr>
+          <w:noProof/>
+          <w:sz w:val="28"/>
+          <w:szCs w:val="28"/>
+          <w:lang w:val="ru-RU"/>
+        </w:rPr>
+        <w:drawing>
+          <wp:inline distT="0" distB="0" distL="0" distR="0" wp14:anchorId="250050DD" wp14:editId="386194E1">
+            <wp:extent cx="6124575" cy="3019425"/>
+            <wp:effectExtent l="0" t="0" r="9525" b="9525"/>
+            <wp:docPr id="976677412" name="Рисунок 1"/>
+            <wp:cNvGraphicFramePr>
+              <a:graphicFrameLocks xmlns:a="http://schemas.openxmlformats.org/drawingml/2006/main" noChangeAspect="1"/>
+            </wp:cNvGraphicFramePr>
+            <a:graphic xmlns:a="http://schemas.openxmlformats.org/drawingml/2006/main">
+              <a:graphicData uri="http://schemas.openxmlformats.org/drawingml/2006/picture">
+                <pic:pic xmlns:pic="http://schemas.openxmlformats.org/drawingml/2006/picture">
+                  <pic:nvPicPr>
+                    <pic:cNvPr id="0" name="Picture 1"/>
+                    <pic:cNvPicPr>
+                      <a:picLocks noChangeAspect="1" noChangeArrowheads="1"/>
+                    </pic:cNvPicPr>
+                  </pic:nvPicPr>
+                  <pic:blipFill>
+                    <a:blip r:embed="rId13" cstate="print">
+                      <a:extLst>
+                        <a:ext uri="{28A0092B-C50C-407E-A947-70E740481C1C}">
+                          <a14:useLocalDpi xmlns:a14="http://schemas.microsoft.com/office/drawing/2010/main" val="0"/>
+                        </a:ext>
+                      </a:extLst>
+                    </a:blip>
+                    <a:srcRect/>
+                    <a:stretch>
+                      <a:fillRect/>
+                    </a:stretch>
+                  </pic:blipFill>
+                  <pic:spPr bwMode="auto">
+                    <a:xfrm>
+                      <a:off x="0" y="0"/>
+                      <a:ext cx="6124575" cy="3019425"/>
+                    </a:xfrm>
+                    <a:prstGeom prst="rect">
+                      <a:avLst/>
+                    </a:prstGeom>
+                    <a:noFill/>
+                    <a:ln>
+                      <a:noFill/>
+                    </a:ln>
+                  </pic:spPr>
+                </pic:pic>
+              </a:graphicData>
+            </a:graphic>
+          </wp:inline>
+        </w:drawing>
+      </w:r>
       <w:r>
         <w:rPr>
           <w:sz w:val="28"/>
@@ -3770,7 +4055,44 @@
           <w:szCs w:val="28"/>
           <w:lang w:val="ru-RU"/>
         </w:rPr>
-        <w:t xml:space="preserve"> – График, построенный программой</w:t>
+        <w:t xml:space="preserve"> – График</w:t>
+      </w:r>
+      <w:r>
+        <w:rPr>
+          <w:sz w:val="28"/>
+          <w:szCs w:val="28"/>
+          <w:lang w:val="ru-RU"/>
+        </w:rPr>
+        <w:t xml:space="preserve"> плотности распределения</w:t>
+      </w:r>
+      <w:r>
+        <w:rPr>
+          <w:sz w:val="28"/>
+          <w:szCs w:val="28"/>
+          <w:lang w:val="ru-RU"/>
+        </w:rPr>
+        <w:t>, построенный программой</w:t>
+      </w:r>
+    </w:p>
+    <w:p>
+      <w:pPr>
+        <w:widowControl/>
+        <w:autoSpaceDE/>
+        <w:autoSpaceDN/>
+        <w:spacing w:after="160" w:line="259" w:lineRule="auto"/>
+        <w:rPr>
+          <w:sz w:val="28"/>
+          <w:szCs w:val="28"/>
+          <w:lang w:val="ru-RU"/>
+        </w:rPr>
+      </w:pPr>
+      <w:r>
+        <w:rPr>
+          <w:sz w:val="28"/>
+          <w:szCs w:val="28"/>
+          <w:lang w:val="ru-RU"/>
+        </w:rPr>
+        <w:br w:type="page"/>
       </w:r>
     </w:p>
     <w:p>
@@ -3822,11 +4144,212 @@
           <w:szCs w:val="28"/>
           <w:lang w:val="ru-RU"/>
         </w:rPr>
-        <w:t>В ходе лабораторной работы были освоены методы точечного и интервального оценивания параметров распределения Пуассона (λ=8) на основе сгенерированной генеральной совокупности объёмом N=400 и выборок объёмом от 10 до 200 элементов. Для каждой выборки вычислены среднее, медиана, мода, дисперсия, СКО и стандартная ошибка, построены 95% доверительные интервалы для среднего и дисперсии. Сравнение с теоретическими значениями (μ=8, σ²=8) показало, что выборочные оценки близки к истинным, а доверительные интервалы накрывают теоретические параметры уже при n≥25. Установлено, что с ростом объёма выборки стандартная ошибка и ширина доверительного интервала уменьшаются, что подтверждает состоятельность и эффективность оценок.</w:t>
+        <w:t>В ходе выполнения лабораторной работы №3 была освоена методология проверки статистических гипотез: сформулированы нулевая (H₀: σ₁² = σ₂²) и альтернативная (H₁: σ₁² ≠ σ₂²) гипотезы, обоснованно выбран F-критерий Фишера и уровень значимости α = 0,05, рассчитаны выборочные характеристики</w:t>
+      </w:r>
+      <w:r>
+        <w:rPr>
+          <w:sz w:val="28"/>
+          <w:szCs w:val="28"/>
+          <w:lang w:val="ru-RU"/>
+        </w:rPr>
+        <w:t xml:space="preserve"> (Дисперсия, СКО)</w:t>
+      </w:r>
+      <w:r>
+        <w:rPr>
+          <w:sz w:val="28"/>
+          <w:szCs w:val="28"/>
+          <w:lang w:val="ru-RU"/>
+        </w:rPr>
+        <w:t>, число степеней свободы (</w:t>
+      </w:r>
+      <w:proofErr w:type="spellStart"/>
+      <w:r>
+        <w:rPr>
+          <w:sz w:val="28"/>
+          <w:szCs w:val="28"/>
+          <w:lang w:val="ru-RU"/>
+        </w:rPr>
+        <w:t>df</w:t>
+      </w:r>
+      <w:proofErr w:type="spellEnd"/>
+      <w:r>
+        <w:rPr>
+          <w:sz w:val="28"/>
+          <w:szCs w:val="28"/>
+          <w:lang w:val="ru-RU"/>
+        </w:rPr>
+        <w:t xml:space="preserve">₁ = 29, </w:t>
+      </w:r>
+      <w:proofErr w:type="spellStart"/>
+      <w:r>
+        <w:rPr>
+          <w:sz w:val="28"/>
+          <w:szCs w:val="28"/>
+          <w:lang w:val="ru-RU"/>
+        </w:rPr>
+        <w:t>df</w:t>
+      </w:r>
+      <w:proofErr w:type="spellEnd"/>
+      <w:r>
+        <w:rPr>
+          <w:sz w:val="28"/>
+          <w:szCs w:val="28"/>
+          <w:lang w:val="ru-RU"/>
+        </w:rPr>
+        <w:t>₂ = 34), значение F-критерия (F = 2</w:t>
+      </w:r>
+      <w:r>
+        <w:rPr>
+          <w:sz w:val="28"/>
+          <w:szCs w:val="28"/>
+          <w:lang w:val="ru-RU"/>
+        </w:rPr>
+        <w:t>,5</w:t>
+      </w:r>
+      <w:r>
+        <w:rPr>
+          <w:sz w:val="28"/>
+          <w:szCs w:val="28"/>
+          <w:lang w:val="ru-RU"/>
+        </w:rPr>
+        <w:t>) и критическое значение (</w:t>
+      </w:r>
+      <w:proofErr w:type="spellStart"/>
+      <w:r>
+        <w:rPr>
+          <w:sz w:val="28"/>
+          <w:szCs w:val="28"/>
+          <w:lang w:val="ru-RU"/>
+        </w:rPr>
+        <w:t>K</w:t>
+      </w:r>
+      <w:r>
+        <w:rPr>
+          <w:sz w:val="28"/>
+          <w:szCs w:val="28"/>
+          <w:vertAlign w:val="subscript"/>
+          <w:lang w:val="ru-RU"/>
+        </w:rPr>
+        <w:t>крит</w:t>
+      </w:r>
+      <w:proofErr w:type="spellEnd"/>
+      <w:r>
+        <w:rPr>
+          <w:sz w:val="28"/>
+          <w:szCs w:val="28"/>
+          <w:lang w:val="ru-RU"/>
+        </w:rPr>
+        <w:t xml:space="preserve"> = 1,82) как вручную, так и средствами</w:t>
+      </w:r>
+      <w:r>
+        <w:rPr>
+          <w:sz w:val="28"/>
+          <w:szCs w:val="28"/>
+          <w:lang w:val="ru-RU"/>
+        </w:rPr>
+        <w:t xml:space="preserve"> </w:t>
+      </w:r>
+      <w:r>
+        <w:rPr>
+          <w:sz w:val="28"/>
+          <w:szCs w:val="28"/>
+        </w:rPr>
+        <w:t>MS</w:t>
+      </w:r>
+      <w:r>
+        <w:rPr>
+          <w:sz w:val="28"/>
+          <w:szCs w:val="28"/>
+          <w:lang w:val="ru-RU"/>
+        </w:rPr>
+        <w:t xml:space="preserve"> </w:t>
+      </w:r>
+      <w:r>
+        <w:rPr>
+          <w:sz w:val="28"/>
+          <w:szCs w:val="28"/>
+        </w:rPr>
+        <w:t>Excel</w:t>
+      </w:r>
+      <w:r>
+        <w:rPr>
+          <w:sz w:val="28"/>
+          <w:szCs w:val="28"/>
+          <w:lang w:val="ru-RU"/>
+        </w:rPr>
+        <w:t xml:space="preserve"> </w:t>
+      </w:r>
+      <w:r>
+        <w:rPr>
+          <w:sz w:val="28"/>
+          <w:szCs w:val="28"/>
+          <w:lang w:val="ru-RU"/>
+        </w:rPr>
+        <w:t>и</w:t>
+      </w:r>
+      <w:r>
+        <w:rPr>
+          <w:sz w:val="28"/>
+          <w:szCs w:val="28"/>
+          <w:lang w:val="ru-RU"/>
+        </w:rPr>
+        <w:t xml:space="preserve"> Python. Поскольку F-критерий превысил критическое значение (2,</w:t>
+      </w:r>
+      <w:r>
+        <w:rPr>
+          <w:sz w:val="28"/>
+          <w:szCs w:val="28"/>
+          <w:lang w:val="ru-RU"/>
+        </w:rPr>
+        <w:t>5</w:t>
+      </w:r>
+      <w:r>
+        <w:rPr>
+          <w:sz w:val="28"/>
+          <w:szCs w:val="28"/>
+          <w:lang w:val="ru-RU"/>
+        </w:rPr>
+        <w:t xml:space="preserve"> &gt; 1,82), нулевая гипотеза была отвергнута на уровне значимости 5%, что свидетельствует о статистически значимом различии дисперсий двух выборок; полученный результат подтверждён критерием Бартлетта и визуальным анализом (гистограммы, QQ-</w:t>
+      </w:r>
+      <w:proofErr w:type="spellStart"/>
+      <w:r>
+        <w:rPr>
+          <w:sz w:val="28"/>
+          <w:szCs w:val="28"/>
+          <w:lang w:val="ru-RU"/>
+        </w:rPr>
+        <w:t>plot</w:t>
+      </w:r>
+      <w:proofErr w:type="spellEnd"/>
+      <w:r>
+        <w:rPr>
+          <w:sz w:val="28"/>
+          <w:szCs w:val="28"/>
+          <w:lang w:val="ru-RU"/>
+        </w:rPr>
+        <w:t>, сравнение выборочных и теоретических дисперсий, KDE-график), а предположение о нормальности обеих выборок, необходимое для корректного применения F-теста, было проверено с помощью критерия Шапиро–</w:t>
+      </w:r>
+      <w:proofErr w:type="spellStart"/>
+      <w:r>
+        <w:rPr>
+          <w:sz w:val="28"/>
+          <w:szCs w:val="28"/>
+          <w:lang w:val="ru-RU"/>
+        </w:rPr>
+        <w:t>Уилка</w:t>
+      </w:r>
+      <w:proofErr w:type="spellEnd"/>
+      <w:r>
+        <w:rPr>
+          <w:sz w:val="28"/>
+          <w:szCs w:val="28"/>
+          <w:lang w:val="ru-RU"/>
+        </w:rPr>
+        <w:t>.</w:t>
       </w:r>
     </w:p>
     <w:sectPr>
-      <w:headerReference w:type="default" r:id="rId10"/>
+      <w:headerReference w:type="default" r:id="rId14"/>
       <w:pgSz w:w="11910" w:h="16840"/>
       <w:pgMar w:top="1134" w:right="851" w:bottom="1134" w:left="1418" w:header="720" w:footer="720" w:gutter="0"/>
       <w:cols w:space="720"/>
@@ -5771,6 +6294,7 @@
   <w:style w:type="character" w:default="1" w:styleId="a0">
     <w:name w:val="Default Paragraph Font"/>
     <w:uiPriority w:val="1"/>
+    <w:semiHidden/>
     <w:unhideWhenUsed/>
   </w:style>
   <w:style w:type="table" w:default="1" w:styleId="a1">
